--- a/docs/training/TRN-RWS-001-onboarding-rws-lv-orders.docx
+++ b/docs/training/TRN-RWS-001-onboarding-rws-lv-orders.docx
@@ -7,12 +7,12 @@
         <w:pStyle w:val="Title"/>
       </w:pPr>
       <w:r>
-        <w:t>Onboarding an RWS Linguistic-Validation PO</w:t>
+        <w:t>TRN-RWS-001 — Onboarding an RWS Linguistic-Validation PO (staff training)</w:t>
       </w:r>
     </w:p>
     <w:tbl>
       <w:tblPr>
-        <w:tblStyle w:val="TableGrid"/>
+        <w:tblStyle w:val="LightGrid-Accent1"/>
         <w:tblW w:type="auto" w:w="0"/>
         <w:tblLook w:firstColumn="1" w:firstRow="1" w:lastColumn="0" w:lastRow="0" w:noHBand="0" w:noVBand="1" w:val="04A0"/>
       </w:tblPr>
@@ -40,9 +40,6 @@
           </w:tcPr>
           <w:p>
             <w:r>
-              <w:rPr>
-                <w:b/>
-              </w:rPr>
               <w:t>TRN-RWS-001</w:t>
             </w:r>
           </w:p>
@@ -143,13 +140,7 @@
           </w:tcPr>
           <w:p>
             <w:r>
-              <w:t xml:space="preserve">Draft v0.1 — 2026-06-25 </w:t>
-            </w:r>
-            <w:r>
-              <w:rPr>
-                <w:i/>
-              </w:rPr>
-              <w:t>(screenshots to be embedded in the controlled .docx)</w:t>
+              <w:t>Draft v0.2 — 2026-06-26 *(updated for the team-Dropbox per-workflow folder structure + post-delivery revision rounds &amp; billing; screenshots embedded in the controlled .docx)*</w:t>
             </w:r>
           </w:p>
         </w:tc>
@@ -180,9 +171,10 @@
         </w:tc>
       </w:tr>
     </w:tbl>
+    <w:p/>
     <w:p>
       <w:pPr>
-        <w:pStyle w:val="Heading2"/>
+        <w:pStyle w:val="Heading1"/>
       </w:pPr>
       <w:r>
         <w:t>1. Purpose &amp; who this is for</w:t>
@@ -208,43 +200,20 @@
         <w:t>single RWS Life Sciences purchase order (PO)</w:t>
       </w:r>
       <w:r>
-        <w:t xml:space="preserve"> into the portal, correctly and repeatably, so the record is ISO 17100-defensible for audit. Read SOP-LV-001 first for the </w:t>
-      </w:r>
-      <w:r>
-        <w:rPr>
-          <w:i/>
-        </w:rPr>
-        <w:t>why</w:t>
-      </w:r>
-      <w:r>
-        <w:t xml:space="preserve">; this guide is the </w:t>
-      </w:r>
-      <w:r>
-        <w:rPr>
-          <w:i/>
-        </w:rPr>
-        <w:t>how, click by click</w:t>
-      </w:r>
-      <w:r>
-        <w:t>.</w:t>
+        <w:t xml:space="preserve"> into the portal, correctly and repeatably, so the record is ISO 17100-defensible for audit. Read SOP-LV-001 first for the *why*; this guide is the *how, click by click*.</w:t>
       </w:r>
     </w:p>
     <w:p>
-      <w:pPr>
-        <w:ind w:left="360"/>
-      </w:pPr>
       <w:r>
         <w:rPr>
           <w:b/>
           <w:i/>
-          <w:color w:val="707070"/>
         </w:rPr>
         <w:t>One rule to remember:</w:t>
       </w:r>
       <w:r>
         <w:rPr>
           <w:i/>
-          <w:color w:val="707070"/>
         </w:rPr>
         <w:t xml:space="preserve"> </w:t>
       </w:r>
@@ -252,41 +221,28 @@
         <w:rPr>
           <w:b/>
           <w:i/>
-          <w:color w:val="707070"/>
         </w:rPr>
         <w:t>1 RWS PO = 1 Cethos order = one LV step + one independent internal QA.</w:t>
       </w:r>
       <w:r>
         <w:rPr>
           <w:i/>
-          <w:color w:val="707070"/>
         </w:rPr>
-        <w:t xml:space="preserve"> RWS manages the full validation cycle and buys </w:t>
-      </w:r>
-      <w:r>
-        <w:rPr>
-          <w:i/>
-          <w:color w:val="707070"/>
-        </w:rPr>
-        <w:t>individual steps</w:t>
-      </w:r>
-      <w:r>
-        <w:rPr>
-          <w:i/>
-          <w:color w:val="707070"/>
-        </w:rPr>
-        <w:t xml:space="preserve"> from us. We never chain steps and never email RWS an order confirmation — they already sent the PO.</w:t>
+        <w:t xml:space="preserve"> RWS manages the full validation cycle and buys *individual steps* from us. We never chain steps and never email RWS an order confirmation — they already sent the PO.</w:t>
       </w:r>
     </w:p>
     <w:p>
       <w:pPr>
-        <w:pStyle w:val="Heading2"/>
+        <w:pStyle w:val="Heading1"/>
       </w:pPr>
       <w:r>
         <w:t>2. The end-to-end flow</w:t>
       </w:r>
     </w:p>
     <w:p>
+      <w:pPr>
+        <w:shd w:val="clear" w:fill="F2F2F2"/>
+      </w:pPr>
       <w:r>
         <w:rPr>
           <w:rFonts w:ascii="Consolas" w:hAnsi="Consolas"/>
@@ -305,7 +261,7 @@
     </w:p>
     <w:p>
       <w:pPr>
-        <w:pStyle w:val="Heading2"/>
+        <w:pStyle w:val="Heading1"/>
       </w:pPr>
       <w:r>
         <w:t>3. Step 1 — A PO arrives</w:t>
@@ -347,19 +303,28 @@
     </w:p>
     <w:p>
       <w:pPr>
-        <w:ind w:left="360"/>
+        <w:shd w:val="clear" w:fill="FFF2CC"/>
       </w:pPr>
       <w:r>
         <w:rPr>
+          <w:b/>
+        </w:rPr>
+        <w:t xml:space="preserve">[ SCREENSHOT 1 ]  </w:t>
+      </w:r>
+      <w:r>
+        <w:t>the PO email in the lv@cethos.com inbox</w:t>
+      </w:r>
+      <w:r>
+        <w:rPr>
           <w:i/>
-          <w:color w:val="707070"/>
+          <w:sz w:val="17"/>
         </w:rPr>
-        <w:t>[SCREENSHOT 1: the PO email in the lv@cethos.com inbox]</w:t>
+        <w:t xml:space="preserve">    [capture pending]</w:t>
       </w:r>
     </w:p>
     <w:p>
       <w:pPr>
-        <w:pStyle w:val="Heading2"/>
+        <w:pStyle w:val="Heading1"/>
       </w:pPr>
       <w:r>
         <w:t>4. Step 2 — Read the PO</w:t>
@@ -381,7 +346,7 @@
     </w:p>
     <w:tbl>
       <w:tblPr>
-        <w:tblStyle w:val="TableGrid"/>
+        <w:tblStyle w:val="LightGrid-Accent1"/>
         <w:tblW w:type="auto" w:w="0"/>
         <w:tblLook w:firstColumn="1" w:firstRow="1" w:lastColumn="0" w:lastRow="0" w:noHBand="0" w:noVBand="1" w:val="04A0"/>
       </w:tblPr>
@@ -393,6 +358,7 @@
         <w:tc>
           <w:tcPr>
             <w:tcW w:type="dxa" w:w="4320"/>
+            <w:shd w:val="clear" w:fill="D9E2F3"/>
           </w:tcPr>
           <w:p>
             <w:r>
@@ -406,6 +372,7 @@
         <w:tc>
           <w:tcPr>
             <w:tcW w:type="dxa" w:w="4320"/>
+            <w:shd w:val="clear" w:fill="D9E2F3"/>
           </w:tcPr>
           <w:p>
             <w:r>
@@ -589,16 +556,7 @@
               <w:t>instrument</w:t>
             </w:r>
             <w:r>
-              <w:t xml:space="preserve"> (e.g. </w:t>
-            </w:r>
-            <w:r>
-              <w:rPr>
-                <w:i/>
-              </w:rPr>
-              <w:t>eCOA Text</w:t>
-            </w:r>
-            <w:r>
-              <w:t xml:space="preserve">) · </w:t>
+              <w:t xml:space="preserve"> (e.g. *eCOA Text*) · </w:t>
             </w:r>
             <w:r>
               <w:rPr>
@@ -607,16 +565,7 @@
               <w:t>task code</w:t>
             </w:r>
             <w:r>
-              <w:t xml:space="preserve"> (e.g. </w:t>
-            </w:r>
-            <w:r>
-              <w:rPr>
-                <w:i/>
-              </w:rPr>
-              <w:t>TRLV – Translation (LV)</w:t>
-            </w:r>
-            <w:r>
-              <w:t xml:space="preserve">) · </w:t>
+              <w:t xml:space="preserve"> (e.g. *TRLV – Translation (LV)*) · </w:t>
             </w:r>
             <w:r>
               <w:rPr>
@@ -625,16 +574,7 @@
               <w:t>language pair</w:t>
             </w:r>
             <w:r>
-              <w:t xml:space="preserve"> (e.g. </w:t>
-            </w:r>
-            <w:r>
-              <w:rPr>
-                <w:i/>
-              </w:rPr>
-              <w:t>English (United States)→Marathi (India)</w:t>
-            </w:r>
-            <w:r>
-              <w:t xml:space="preserve">) · </w:t>
+              <w:t xml:space="preserve"> (e.g. *English (United States)→Marathi (India)*) · </w:t>
             </w:r>
             <w:r>
               <w:rPr>
@@ -680,21 +620,31 @@
         </w:tc>
       </w:tr>
     </w:tbl>
+    <w:p/>
     <w:p>
       <w:pPr>
-        <w:ind w:left="360"/>
+        <w:shd w:val="clear" w:fill="FFF2CC"/>
       </w:pPr>
       <w:r>
         <w:rPr>
+          <w:b/>
+        </w:rPr>
+        <w:t xml:space="preserve">[ SCREENSHOT 2 ]  </w:t>
+      </w:r>
+      <w:r>
+        <w:t>a PO body with the six fields highlighted</w:t>
+      </w:r>
+      <w:r>
+        <w:rPr>
           <w:i/>
-          <w:color w:val="707070"/>
+          <w:sz w:val="17"/>
         </w:rPr>
-        <w:t>[SCREENSHOT 2: a PO body with the six fields highlighted]</w:t>
+        <w:t xml:space="preserve">    [capture pending]</w:t>
       </w:r>
     </w:p>
     <w:p>
       <w:pPr>
-        <w:pStyle w:val="Heading2"/>
+        <w:pStyle w:val="Heading1"/>
       </w:pPr>
       <w:r>
         <w:t>5. Step 3 — Map the task code → service + workflow template</w:t>
@@ -716,7 +666,7 @@
     </w:p>
     <w:tbl>
       <w:tblPr>
-        <w:tblStyle w:val="TableGrid"/>
+        <w:tblStyle w:val="LightGrid-Accent1"/>
         <w:tblW w:type="auto" w:w="0"/>
         <w:tblLook w:firstColumn="1" w:firstRow="1" w:lastColumn="0" w:lastRow="0" w:noHBand="0" w:noVBand="1" w:val="04A0"/>
       </w:tblPr>
@@ -730,6 +680,7 @@
         <w:tc>
           <w:tcPr>
             <w:tcW w:type="dxa" w:w="2160"/>
+            <w:shd w:val="clear" w:fill="D9E2F3"/>
           </w:tcPr>
           <w:p>
             <w:r>
@@ -743,6 +694,7 @@
         <w:tc>
           <w:tcPr>
             <w:tcW w:type="dxa" w:w="2160"/>
+            <w:shd w:val="clear" w:fill="D9E2F3"/>
           </w:tcPr>
           <w:p>
             <w:r>
@@ -756,6 +708,7 @@
         <w:tc>
           <w:tcPr>
             <w:tcW w:type="dxa" w:w="2160"/>
+            <w:shd w:val="clear" w:fill="D9E2F3"/>
           </w:tcPr>
           <w:p>
             <w:r>
@@ -769,6 +722,7 @@
         <w:tc>
           <w:tcPr>
             <w:tcW w:type="dxa" w:w="2160"/>
+            <w:shd w:val="clear" w:fill="D9E2F3"/>
           </w:tcPr>
           <w:p>
             <w:r>
@@ -1384,14 +1338,11 @@
         </w:tc>
       </w:tr>
     </w:tbl>
+    <w:p/>
     <w:p>
-      <w:pPr>
-        <w:ind w:left="360"/>
-      </w:pPr>
       <w:r>
         <w:rPr>
           <w:i/>
-          <w:color w:val="707070"/>
         </w:rPr>
         <w:t xml:space="preserve">The LV-type suffix on the project code (EILV, NVLV, ABVLV, EUQLV, ZELV…) is an </w:t>
       </w:r>
@@ -1399,21 +1350,19 @@
         <w:rPr>
           <w:b/>
           <w:i/>
-          <w:color w:val="707070"/>
         </w:rPr>
         <w:t>RWS internal code, not a workflow</w:t>
       </w:r>
       <w:r>
         <w:rPr>
           <w:i/>
-          <w:color w:val="707070"/>
         </w:rPr>
         <w:t xml:space="preserve"> — ignore it for template selection.</w:t>
       </w:r>
     </w:p>
     <w:p>
       <w:pPr>
-        <w:pStyle w:val="Heading2"/>
+        <w:pStyle w:val="Heading1"/>
       </w:pPr>
       <w:r>
         <w:t>6. Step 4 — Create the order (un-delivered shell)</w:t>
@@ -1444,13 +1393,7 @@
         <w:t>Customer:</w:t>
       </w:r>
       <w:r>
-        <w:t xml:space="preserve"> RWS Life Sciences (USD, tax-exempt, net-30). </w:t>
-      </w:r>
-      <w:r>
-        <w:rPr>
-          <w:i/>
-        </w:rPr>
-        <w:t>Do not send a customer order-confirmation email.</w:t>
+        <w:t xml:space="preserve"> RWS Life Sciences (USD, tax-exempt, net-30). *Do not send a customer order-confirmation email.*</w:t>
       </w:r>
     </w:p>
     <w:p>
@@ -1549,31 +1492,49 @@
     </w:p>
     <w:p>
       <w:pPr>
-        <w:ind w:left="360"/>
+        <w:shd w:val="clear" w:fill="FFF2CC"/>
       </w:pPr>
       <w:r>
         <w:rPr>
+          <w:b/>
+        </w:rPr>
+        <w:t xml:space="preserve">[ SCREENSHOT 3 ]  </w:t>
+      </w:r>
+      <w:r>
+        <w:t>create-order form with customer=RWS, service, and workflow template selected</w:t>
+      </w:r>
+      <w:r>
+        <w:rPr>
           <w:i/>
-          <w:color w:val="707070"/>
+          <w:sz w:val="17"/>
         </w:rPr>
-        <w:t>[SCREENSHOT 3: create-order form with customer=RWS, service, and workflow template selected]</w:t>
+        <w:t xml:space="preserve">    [capture pending]</w:t>
       </w:r>
     </w:p>
     <w:p>
       <w:pPr>
-        <w:ind w:left="360"/>
+        <w:shd w:val="clear" w:fill="FFF2CC"/>
       </w:pPr>
       <w:r>
         <w:rPr>
+          <w:b/>
+        </w:rPr>
+        <w:t xml:space="preserve">[ SCREENSHOT 4 ]  </w:t>
+      </w:r>
+      <w:r>
+        <w:t>language pair, PO#, project number, amount, and PM fields filled</w:t>
+      </w:r>
+      <w:r>
+        <w:rPr>
           <w:i/>
-          <w:color w:val="707070"/>
+          <w:sz w:val="17"/>
         </w:rPr>
-        <w:t>[SCREENSHOT 4: language pair, PO#, project number, amount, and PM fields filled]</w:t>
+        <w:t xml:space="preserve">    [capture pending]</w:t>
       </w:r>
     </w:p>
     <w:p>
       <w:pPr>
-        <w:pStyle w:val="Heading2"/>
+        <w:pStyle w:val="Heading1"/>
       </w:pPr>
       <w:r>
         <w:t>7. Step 5 — Pre-production record (§4.4)</w:t>
@@ -1604,19 +1565,28 @@
     </w:p>
     <w:p>
       <w:pPr>
-        <w:ind w:left="360"/>
+        <w:shd w:val="clear" w:fill="FFF2CC"/>
       </w:pPr>
       <w:r>
         <w:rPr>
+          <w:b/>
+        </w:rPr>
+        <w:t xml:space="preserve">[ SCREENSHOT 5 ]  </w:t>
+      </w:r>
+      <w:r>
+        <w:t>the pre-production staff note on the order</w:t>
+      </w:r>
+      <w:r>
+        <w:rPr>
           <w:i/>
-          <w:color w:val="707070"/>
+          <w:sz w:val="17"/>
         </w:rPr>
-        <w:t>[SCREENSHOT 5: the pre-production staff note on the order]</w:t>
+        <w:t xml:space="preserve">    [capture pending]</w:t>
       </w:r>
     </w:p>
     <w:p>
       <w:pPr>
-        <w:pStyle w:val="Heading2"/>
+        <w:pStyle w:val="Heading1"/>
       </w:pPr>
       <w:r>
         <w:t>8. Step 6 — Assign the qualified vendor (when work starts)</w:t>
@@ -1665,19 +1635,28 @@
     </w:p>
     <w:p>
       <w:pPr>
-        <w:ind w:left="360"/>
+        <w:shd w:val="clear" w:fill="FFF2CC"/>
       </w:pPr>
       <w:r>
         <w:rPr>
+          <w:b/>
+        </w:rPr>
+        <w:t xml:space="preserve">[ SCREENSHOT 6 ]  </w:t>
+      </w:r>
+      <w:r>
+        <w:t>Find Vendor on the production step</w:t>
+      </w:r>
+      <w:r>
+        <w:rPr>
           <w:i/>
-          <w:color w:val="707070"/>
+          <w:sz w:val="17"/>
         </w:rPr>
-        <w:t>[SCREENSHOT 6: Find Vendor on the production step]</w:t>
+        <w:t xml:space="preserve">    [capture pending]</w:t>
       </w:r>
     </w:p>
     <w:p>
       <w:pPr>
-        <w:pStyle w:val="Heading2"/>
+        <w:pStyle w:val="Heading1"/>
       </w:pPr>
       <w:r>
         <w:t>9. Step 7 — Production + independent QA</w:t>
@@ -1772,19 +1751,28 @@
     </w:p>
     <w:p>
       <w:pPr>
-        <w:ind w:left="360"/>
+        <w:shd w:val="clear" w:fill="FFF2CC"/>
       </w:pPr>
       <w:r>
         <w:rPr>
+          <w:b/>
+        </w:rPr>
+        <w:t xml:space="preserve">[ SCREENSHOT 7 ]  </w:t>
+      </w:r>
+      <w:r>
+        <w:t>the three workflow steps showing QA Review assigned to the internal reviewer</w:t>
+      </w:r>
+      <w:r>
+        <w:rPr>
           <w:i/>
-          <w:color w:val="707070"/>
+          <w:sz w:val="17"/>
         </w:rPr>
-        <w:t>[SCREENSHOT 7: the three workflow steps showing QA Review assigned to the internal reviewer]</w:t>
+        <w:t xml:space="preserve">    [capture pending]</w:t>
       </w:r>
     </w:p>
     <w:p>
       <w:pPr>
-        <w:pStyle w:val="Heading2"/>
+        <w:pStyle w:val="Heading1"/>
       </w:pPr>
       <w:r>
         <w:t>10. Step 8 — Deliver + complete</w:t>
@@ -1801,19 +1789,168 @@
         <w:t>Final Deliverable</w:t>
       </w:r>
       <w:r>
-        <w:t xml:space="preserve"> node, deliver to the client, and complete the order. Files live in the portal-managed Dropbox folder, auto-created per order:</w:t>
+        <w:t xml:space="preserve"> node, deliver to the client, and complete the order. Files live in the </w:t>
+      </w:r>
+      <w:r>
+        <w:rPr>
+          <w:b/>
+        </w:rPr>
+        <w:t>Cethos team Dropbox</w:t>
+      </w:r>
+      <w:r>
+        <w:t xml:space="preserve">, auto-organised per order into a </w:t>
+      </w:r>
+      <w:r>
+        <w:rPr>
+          <w:b/>
+        </w:rPr>
+        <w:t>per-workflow, per-step, versioned</w:t>
+      </w:r>
+      <w:r>
+        <w:t xml:space="preserve"> structure:</w:t>
       </w:r>
     </w:p>
     <w:p>
+      <w:pPr>
+        <w:shd w:val="clear" w:fill="F2F2F2"/>
+      </w:pPr>
       <w:r>
         <w:rPr>
           <w:rFonts w:ascii="Consolas" w:hAnsi="Consolas"/>
           <w:sz w:val="18"/>
         </w:rPr>
-        <w:t>Cethos/Projects/RWS/&lt;PRJ-2026-NNNNN&gt; — RWS/&lt;ORD-2026-NNNNN&gt; — &lt;Target Language&gt; — &lt;date&gt;</w:t>
+        <w:t>Cethos Team Folder/01_Clients/RWS/{PRJ-2026-NNNNN} - {client project code}/</w:t>
+        <w:br/>
+        <w:t>└── {ORD-2026-NNNNN} - {Service} - {src-tgt} - {date}/</w:t>
+        <w:br/>
+        <w:t xml:space="preserve">    ├── 00_Admin/                 PROJECT-RECORD.md (the audit record) + the order's invoice/PO PDFs</w:t>
+        <w:br/>
+        <w:t xml:space="preserve">    ├── 01_Source/v1/             the source files RWS sent</w:t>
+        <w:br/>
+        <w:t xml:space="preserve">    ├── 02_Reference/v1/          instructions / reference / working files</w:t>
+        <w:br/>
+        <w:t xml:space="preserve">    ├── 10_{Step}/v1/             the LV step's deliverable (10_Translation, 10_Adaptation, 10_Proofreading, 10_Harmonization, …)</w:t>
+        <w:br/>
+        <w:t xml:space="preserve">    ├── 20_QA-Review/v1/          the QA-approved copy</w:t>
+        <w:br/>
+        <w:t xml:space="preserve">    └── 30_Final-Deliverable/v1/  the released copy</w:t>
       </w:r>
     </w:p>
     <w:p>
+      <w:pPr>
+        <w:pStyle w:val="ListBullet"/>
+      </w:pPr>
+      <w:r>
+        <w:rPr>
+          <w:b/>
+        </w:rPr>
+        <w:t>Every workflow step is its own numbered folder</w:t>
+      </w:r>
+      <w:r>
+        <w:t xml:space="preserve"> (</w:t>
+      </w:r>
+      <w:r>
+        <w:rPr>
+          <w:rFonts w:ascii="Consolas" w:hAnsi="Consolas"/>
+          <w:sz w:val="19"/>
+        </w:rPr>
+        <w:t>10_</w:t>
+      </w:r>
+      <w:r>
+        <w:t xml:space="preserve">, </w:t>
+      </w:r>
+      <w:r>
+        <w:rPr>
+          <w:rFonts w:ascii="Consolas" w:hAnsi="Consolas"/>
+          <w:sz w:val="19"/>
+        </w:rPr>
+        <w:t>20_</w:t>
+      </w:r>
+      <w:r>
+        <w:t xml:space="preserve">, </w:t>
+      </w:r>
+      <w:r>
+        <w:rPr>
+          <w:rFonts w:ascii="Consolas" w:hAnsi="Consolas"/>
+          <w:sz w:val="19"/>
+        </w:rPr>
+        <w:t>30_</w:t>
+      </w:r>
+      <w:r>
+        <w:t xml:space="preserve"> — step × 10), and </w:t>
+      </w:r>
+      <w:r>
+        <w:rPr>
+          <w:b/>
+        </w:rPr>
+        <w:t>every folder is versioned</w:t>
+      </w:r>
+      <w:r>
+        <w:t xml:space="preserve"> (</w:t>
+      </w:r>
+      <w:r>
+        <w:rPr>
+          <w:rFonts w:ascii="Consolas" w:hAnsi="Consolas"/>
+          <w:sz w:val="19"/>
+        </w:rPr>
+        <w:t>v1</w:t>
+      </w:r>
+      <w:r>
+        <w:t xml:space="preserve">, </w:t>
+      </w:r>
+      <w:r>
+        <w:rPr>
+          <w:rFonts w:ascii="Consolas" w:hAnsi="Consolas"/>
+          <w:sz w:val="19"/>
+        </w:rPr>
+        <w:t>v2</w:t>
+      </w:r>
+      <w:r>
+        <w:t xml:space="preserve">, …). A revision round re-versions the affected step to </w:t>
+      </w:r>
+      <w:r>
+        <w:rPr>
+          <w:rFonts w:ascii="Consolas" w:hAnsi="Consolas"/>
+          <w:sz w:val="19"/>
+        </w:rPr>
+        <w:t>v2</w:t>
+      </w:r>
+      <w:r>
+        <w:t>/</w:t>
+      </w:r>
+      <w:r>
+        <w:rPr>
+          <w:rFonts w:ascii="Consolas" w:hAnsi="Consolas"/>
+          <w:sz w:val="19"/>
+        </w:rPr>
+        <w:t>v3</w:t>
+      </w:r>
+      <w:r>
+        <w:t xml:space="preserve">; </w:t>
+      </w:r>
+      <w:r>
+        <w:rPr>
+          <w:b/>
+        </w:rPr>
+        <w:t>`v1` is never overwritten</w:t>
+      </w:r>
+      <w:r>
+        <w:t xml:space="preserve"> (see §11). Post-delivery client feedback adds a </w:t>
+      </w:r>
+      <w:r>
+        <w:rPr>
+          <w:b/>
+        </w:rPr>
+        <w:t>`05_Client-Review/round-N/`</w:t>
+      </w:r>
+      <w:r>
+        <w:t xml:space="preserve"> folder.</w:t>
+      </w:r>
+    </w:p>
+    <w:p>
+      <w:pPr>
+        <w:pStyle w:val="ListBullet"/>
+      </w:pPr>
       <w:r>
         <w:t xml:space="preserve">Use </w:t>
       </w:r>
@@ -1821,10 +1958,19 @@
         <w:rPr>
           <w:b/>
         </w:rPr>
-        <w:t>"Re-sync folders and source files to Dropbox"</w:t>
+        <w:t>"Sync"</w:t>
       </w:r>
       <w:r>
-        <w:t xml:space="preserve"> on the order if the folder needs refreshing. Records (order, workflow, QA, deliverables) are retained </w:t>
+        <w:t xml:space="preserve"> (top of the order detail) to refresh the folder; </w:t>
+      </w:r>
+      <w:r>
+        <w:rPr>
+          <w:b/>
+        </w:rPr>
+        <w:t>"Open in Dropbox"</w:t>
+      </w:r>
+      <w:r>
+        <w:t xml:space="preserve"> jumps to it. Records are retained </w:t>
       </w:r>
       <w:r>
         <w:rPr>
@@ -1838,82 +1984,170 @@
     </w:p>
     <w:p>
       <w:pPr>
-        <w:ind w:left="360"/>
+        <w:shd w:val="clear" w:fill="FFF2CC"/>
       </w:pPr>
       <w:r>
         <w:rPr>
+          <w:b/>
+        </w:rPr>
+        <w:t xml:space="preserve">[ SCREENSHOT 8 ]  </w:t>
+      </w:r>
+      <w:r>
+        <w:t>the order's team-Dropbox folder — breadcrumb "Cethos Team Folder ▸ 01_Clients ▸ RWS ▸ PRJ-2026-00031 - 261-A2229A-EILV ▸ ORD-2026-10227 …", listing 00_Admin / 01_Source / 02_Reference / 10_Translation / 20_QA-Review / 30_Final-Deliverable</w:t>
+      </w:r>
+      <w:r>
+        <w:rPr>
           <w:i/>
-          <w:color w:val="707070"/>
+          <w:sz w:val="17"/>
         </w:rPr>
-        <w:t>[SCREENSHOT 8: completed order showing the auto-created Dropbox folder link]</w:t>
+        <w:t xml:space="preserve">    capture: ss_6810gzn1x — RWS order folder in team Dropbox (breadcrumb Cethos Team Folder/01_Clients/RWS/PRJ-2026-00031/ORD-2026-10227; folders 00_Admin/01_Source/02_Reference/10_Translation/20_QA-Review/30_Final-Deliverable)</w:t>
       </w:r>
     </w:p>
     <w:p>
       <w:pPr>
-        <w:pStyle w:val="Heading2"/>
+        <w:pStyle w:val="Heading1"/>
       </w:pPr>
       <w:r>
-        <w:t>11. Review rounds &amp; client feedback</w:t>
+        <w:t>11. Review rounds, revisions &amp; post-delivery changes</w:t>
       </w:r>
     </w:p>
     <w:p>
       <w:r>
-        <w:t xml:space="preserve">RWS work is iterative — developer feedback, clinician feedback, and query rounds are normal. Three mechanisms, </w:t>
+        <w:t xml:space="preserve">RWS work is iterative — developer/clinician feedback and query rounds are normal, and they often arrive </w:t>
       </w:r>
       <w:r>
         <w:rPr>
           <w:b/>
         </w:rPr>
-        <w:t>all built into the portal</w:t>
+        <w:t>after</w:t>
       </w:r>
       <w:r>
-        <w:t>:</w:t>
+        <w:t xml:space="preserve"> we've delivered. Handle every one as a </w:t>
+      </w:r>
+      <w:r>
+        <w:rPr>
+          <w:b/>
+        </w:rPr>
+        <w:t>controlled revision round</w:t>
+      </w:r>
+      <w:r>
+        <w:t xml:space="preserve">, never a silent re-send. (Full process + ISO basis: </w:t>
+      </w:r>
+      <w:r>
+        <w:rPr>
+          <w:b/>
+        </w:rPr>
+        <w:t>SOP-026 — Post-Delivery Client Review &amp; Revision Rounds</w:t>
+      </w:r>
+      <w:r>
+        <w:t>.)</w:t>
+      </w:r>
+    </w:p>
+    <w:p>
+      <w:r>
+        <w:rPr>
+          <w:b/>
+        </w:rPr>
+        <w:t>a) Always log the client's return first (§6.1).</w:t>
+      </w:r>
+      <w:r>
+        <w:t xml:space="preserve"> Paste each RWS email into the order's </w:t>
+      </w:r>
+      <w:r>
+        <w:rPr>
+          <w:b/>
+        </w:rPr>
+        <w:t>Client Communications</w:t>
+      </w:r>
+      <w:r>
+        <w:t xml:space="preserve"> tab — </w:t>
+      </w:r>
+      <w:r>
+        <w:rPr>
+          <w:b/>
+        </w:rPr>
+        <w:t>append-only</w:t>
+      </w:r>
+      <w:r>
+        <w:t xml:space="preserve">, </w:t>
+      </w:r>
+      <w:r>
+        <w:rPr>
+          <w:b/>
+        </w:rPr>
+        <w:t>back-date</w:t>
+      </w:r>
+      <w:r>
+        <w:t xml:space="preserve"> it to RWS's send time, and </w:t>
+      </w:r>
+      <w:r>
+        <w:rPr>
+          <w:b/>
+        </w:rPr>
+        <w:t>attach their markup/feedback files</w:t>
+      </w:r>
+      <w:r>
+        <w:t xml:space="preserve">. This is the ISO 17100 §6.1 record, and it is what </w:t>
+      </w:r>
+      <w:r>
+        <w:rPr>
+          <w:b/>
+        </w:rPr>
+        <w:t>populates the `05_Client-Review/round-N/`</w:t>
+      </w:r>
+      <w:r>
+        <w:t xml:space="preserve"> folder (a </w:t>
+      </w:r>
+      <w:r>
+        <w:rPr>
+          <w:rFonts w:ascii="Consolas" w:hAnsi="Consolas"/>
+          <w:sz w:val="19"/>
+        </w:rPr>
+        <w:t>feedback.md</w:t>
+      </w:r>
+      <w:r>
+        <w:t xml:space="preserve"> of the request + the attachments). The portal can auto-generate the vendor brief from it.</w:t>
       </w:r>
     </w:p>
     <w:p>
       <w:pPr>
-        <w:pStyle w:val="ListNumber"/>
+        <w:shd w:val="clear" w:fill="FFF2CC"/>
       </w:pPr>
       <w:r>
         <w:rPr>
           <w:b/>
         </w:rPr>
-        <w:t>Client feedback → the order's "Client Communications" tab.</w:t>
+        <w:t xml:space="preserve">[ SCREENSHOT 9 ]  </w:t>
       </w:r>
       <w:r>
-        <w:t xml:space="preserve"> It is an </w:t>
+        <w:t>the order's Client Communications tab — append-only log, "Add client email," with attachments</w:t>
+      </w:r>
+      <w:r>
+        <w:rPr>
+          <w:i/>
+          <w:sz w:val="17"/>
+        </w:rPr>
+        <w:t xml:space="preserve">    [capture pending]</w:t>
+      </w:r>
+    </w:p>
+    <w:p>
+      <w:r>
+        <w:rPr>
+          <w:b/>
+        </w:rPr>
+        <w:t>b) Run the revision as a new version.</w:t>
+      </w:r>
+      <w:r>
+        <w:t xml:space="preserve"> Re-open the affected step (</w:t>
       </w:r>
       <w:r>
         <w:rPr>
           <w:b/>
         </w:rPr>
-        <w:t>append-only log</w:t>
+        <w:t>Request revision</w:t>
       </w:r>
       <w:r>
-        <w:t xml:space="preserve">: paste each RWS email (feedback, review comments, queries) as a client communication. This is the ISO 17100 §6.1 feedback record, and the portal can </w:t>
-      </w:r>
-      <w:r>
-        <w:rPr>
-          <w:b/>
-        </w:rPr>
-        <w:t>auto-generate the vendor's job instructions</w:t>
-      </w:r>
-      <w:r>
-        <w:t xml:space="preserve"> from it. Entries are never deleted — append-only by design.</w:t>
-      </w:r>
-    </w:p>
-    <w:p>
-      <w:pPr>
-        <w:pStyle w:val="ListNumber"/>
-      </w:pPr>
-      <w:r>
-        <w:rPr>
-          <w:b/>
-        </w:rPr>
-        <w:t>In-order revisions → the Workflow.</w:t>
-      </w:r>
-      <w:r>
-        <w:t xml:space="preserve"> When a deliverable comes back for changes, upload a </w:t>
+        <w:t xml:space="preserve">); the vendor delivers a </w:t>
       </w:r>
       <w:r>
         <w:rPr>
@@ -1922,7 +2156,34 @@
         <w:t>new version</w:t>
       </w:r>
       <w:r>
-        <w:t xml:space="preserve"> on its step; the QA reviewer re-checks it. Use </w:t>
+        <w:t xml:space="preserve">; QA re-checks it; re-issue the Final Deliverable. The folders update themselves — the revised artifact lands in </w:t>
+      </w:r>
+      <w:r>
+        <w:rPr>
+          <w:b/>
+        </w:rPr>
+        <w:t>`…/v2/`</w:t>
+      </w:r>
+      <w:r>
+        <w:t xml:space="preserve"> and the original stays at </w:t>
+      </w:r>
+      <w:r>
+        <w:rPr>
+          <w:b/>
+        </w:rPr>
+        <w:t>`v1`</w:t>
+      </w:r>
+      <w:r>
+        <w:t xml:space="preserve"> (use </w:t>
+      </w:r>
+      <w:r>
+        <w:rPr>
+          <w:b/>
+        </w:rPr>
+        <w:t>Sync</w:t>
+      </w:r>
+      <w:r>
+        <w:t xml:space="preserve"> to refresh). Use </w:t>
       </w:r>
       <w:r>
         <w:rPr>
@@ -1931,74 +2192,325 @@
         <w:t>"+ Add Step"</w:t>
       </w:r>
       <w:r>
-        <w:t xml:space="preserve"> to add an extra review pass within the same order.</w:t>
+        <w:t xml:space="preserve"> only if the round genuinely needs an *extra* review pass.</w:t>
+      </w:r>
+    </w:p>
+    <w:p>
+      <w:r>
+        <w:rPr>
+          <w:b/>
+        </w:rPr>
+        <w:t>c) Billing the round — this is where the order's invoice status decides everything:</w:t>
+      </w:r>
+    </w:p>
+    <w:tbl>
+      <w:tblPr>
+        <w:tblStyle w:val="LightGrid-Accent1"/>
+        <w:tblW w:type="auto" w:w="0"/>
+        <w:tblLook w:firstColumn="1" w:firstRow="1" w:lastColumn="0" w:lastRow="0" w:noHBand="0" w:noVBand="1" w:val="04A0"/>
+      </w:tblPr>
+      <w:tblGrid>
+        <w:gridCol w:w="4320"/>
+        <w:gridCol w:w="4320"/>
+      </w:tblGrid>
+      <w:tr>
+        <w:tc>
+          <w:tcPr>
+            <w:tcW w:type="dxa" w:w="4320"/>
+            <w:shd w:val="clear" w:fill="D9E2F3"/>
+          </w:tcPr>
+          <w:p>
+            <w:r>
+              <w:rPr>
+                <w:b/>
+              </w:rPr>
+              <w:t>The delivered order is…</w:t>
+            </w:r>
+          </w:p>
+        </w:tc>
+        <w:tc>
+          <w:tcPr>
+            <w:tcW w:type="dxa" w:w="4320"/>
+            <w:shd w:val="clear" w:fill="D9E2F3"/>
+          </w:tcPr>
+          <w:p>
+            <w:r>
+              <w:rPr>
+                <w:b/>
+              </w:rPr>
+              <w:t>Where the payable/receivable go</w:t>
+            </w:r>
+          </w:p>
+        </w:tc>
+      </w:tr>
+      <w:tr>
+        <w:tc>
+          <w:tcPr>
+            <w:tcW w:type="dxa" w:w="4320"/>
+          </w:tcPr>
+          <w:p>
+            <w:r>
+              <w:rPr>
+                <w:b/>
+              </w:rPr>
+              <w:t>Not yet invoiced</w:t>
+            </w:r>
+            <w:r>
+              <w:t xml:space="preserve"> (status not Paid/Invoiced)</w:t>
+            </w:r>
+          </w:p>
+        </w:tc>
+        <w:tc>
+          <w:tcPr>
+            <w:tcW w:type="dxa" w:w="4320"/>
+          </w:tcPr>
+          <w:p>
+            <w:r>
+              <w:t xml:space="preserve">Add the round's </w:t>
+            </w:r>
+            <w:r>
+              <w:rPr>
+                <w:b/>
+              </w:rPr>
+              <w:t>vendor payable</w:t>
+            </w:r>
+            <w:r>
+              <w:t xml:space="preserve"> (the step's </w:t>
+            </w:r>
+            <w:r>
+              <w:rPr>
+                <w:b/>
+              </w:rPr>
+              <w:t>Purchase Order / Send PO</w:t>
+            </w:r>
+            <w:r>
+              <w:t xml:space="preserve">) and, if the client is charged, a </w:t>
+            </w:r>
+            <w:r>
+              <w:rPr>
+                <w:b/>
+              </w:rPr>
+              <w:t>receivable + a supplementary invoice</w:t>
+            </w:r>
+            <w:r>
+              <w:t xml:space="preserve"> — </w:t>
+            </w:r>
+            <w:r>
+              <w:rPr>
+                <w:b/>
+              </w:rPr>
+              <w:t>on the same order</w:t>
+            </w:r>
+            <w:r>
+              <w:t xml:space="preserve">. The revised work stays as </w:t>
+            </w:r>
+            <w:r>
+              <w:rPr>
+                <w:rFonts w:ascii="Consolas" w:hAnsi="Consolas"/>
+                <w:sz w:val="19"/>
+              </w:rPr>
+              <w:t>v2</w:t>
+            </w:r>
+            <w:r>
+              <w:t xml:space="preserve"> in the same folder.</w:t>
+            </w:r>
+          </w:p>
+        </w:tc>
+      </w:tr>
+      <w:tr>
+        <w:tc>
+          <w:tcPr>
+            <w:tcW w:type="dxa" w:w="4320"/>
+          </w:tcPr>
+          <w:p>
+            <w:r>
+              <w:rPr>
+                <w:b/>
+              </w:rPr>
+              <w:t>Already invoiced / Paid</w:t>
+            </w:r>
+          </w:p>
+        </w:tc>
+        <w:tc>
+          <w:tcPr>
+            <w:tcW w:type="dxa" w:w="4320"/>
+          </w:tcPr>
+          <w:p>
+            <w:r>
+              <w:t xml:space="preserve">The order is financially </w:t>
+            </w:r>
+            <w:r>
+              <w:rPr>
+                <w:b/>
+              </w:rPr>
+              <w:t>closed</w:t>
+            </w:r>
+            <w:r>
+              <w:t xml:space="preserve"> — do </w:t>
+            </w:r>
+            <w:r>
+              <w:rPr>
+                <w:b/>
+              </w:rPr>
+              <w:t>not</w:t>
+            </w:r>
+            <w:r>
+              <w:t xml:space="preserve"> add charges to it. </w:t>
+            </w:r>
+            <w:r>
+              <w:rPr>
+                <w:b/>
+              </w:rPr>
+              <w:t>Create a new order under the *same project* (`PRJ-…`)</w:t>
+            </w:r>
+            <w:r>
+              <w:t xml:space="preserve">, with its own PO / payable / receivable / invoice. RWS normally issues a </w:t>
+            </w:r>
+            <w:r>
+              <w:rPr>
+                <w:b/>
+              </w:rPr>
+              <w:t>separate PO</w:t>
+            </w:r>
+            <w:r>
+              <w:t xml:space="preserve"> for this (e.g. </w:t>
+            </w:r>
+            <w:r>
+              <w:rPr>
+                <w:b/>
+              </w:rPr>
+              <w:t>DEVRF</w:t>
+            </w:r>
+            <w:r>
+              <w:t xml:space="preserve"> Developer Feedback Review, </w:t>
+            </w:r>
+            <w:r>
+              <w:rPr>
+                <w:b/>
+              </w:rPr>
+              <w:t>CLNFBR</w:t>
+            </w:r>
+            <w:r>
+              <w:t xml:space="preserve"> Clinician Feedback Review) — onboard it per §3–10. It gets </w:t>
+            </w:r>
+            <w:r>
+              <w:rPr>
+                <w:b/>
+              </w:rPr>
+              <w:t>its own order folder under the same `PRJ` folder</w:t>
+            </w:r>
+            <w:r>
+              <w:t>, so the project keeps all its rounds together.</w:t>
+            </w:r>
+          </w:p>
+        </w:tc>
+      </w:tr>
+    </w:tbl>
+    <w:p/>
+    <w:p>
+      <w:r>
+        <w:t xml:space="preserve">In-scope corrections </w:t>
+      </w:r>
+      <w:r>
+        <w:rPr>
+          <w:b/>
+        </w:rPr>
+        <w:t>we</w:t>
+      </w:r>
+      <w:r>
+        <w:t xml:space="preserve"> own are not charged to the client; client changes </w:t>
+      </w:r>
+      <w:r>
+        <w:rPr>
+          <w:b/>
+        </w:rPr>
+        <w:t>beyond the PO scope</w:t>
+      </w:r>
+      <w:r>
+        <w:t xml:space="preserve"> are quoted to RWS and the vendor paid accordingly. </w:t>
+      </w:r>
+      <w:r>
+        <w:rPr>
+          <w:b/>
+        </w:rPr>
+        <w:t>Confirm chargeability (and the vendor rate) before starting paid revision work.</w:t>
+      </w:r>
+      <w:r>
+        <w:t xml:space="preserve"> Use the order's </w:t>
+      </w:r>
+      <w:r>
+        <w:rPr>
+          <w:b/>
+        </w:rPr>
+        <w:t>Financials</w:t>
+      </w:r>
+      <w:r>
+        <w:t xml:space="preserve"> bar (Client / Vendor / Margin) and </w:t>
+      </w:r>
+      <w:r>
+        <w:rPr>
+          <w:b/>
+        </w:rPr>
+        <w:t>Send PO</w:t>
+      </w:r>
+      <w:r>
+        <w:t xml:space="preserve"> on the step to set the round's money; the vendor's invoice is accepted through </w:t>
+      </w:r>
+      <w:r>
+        <w:rPr>
+          <w:b/>
+        </w:rPr>
+        <w:t>Vendor Invoices</w:t>
+      </w:r>
+      <w:r>
+        <w:t xml:space="preserve"> as usual.</w:t>
       </w:r>
     </w:p>
     <w:p>
       <w:pPr>
-        <w:pStyle w:val="ListNumber"/>
+        <w:shd w:val="clear" w:fill="FFF2CC"/>
       </w:pPr>
       <w:r>
         <w:rPr>
           <w:b/>
         </w:rPr>
-        <w:t>A separately-billed round → a new order.</w:t>
+        <w:t xml:space="preserve">[ SCREENSHOT 10 ]  </w:t>
       </w:r>
       <w:r>
-        <w:t xml:space="preserve"> When RWS issues a </w:t>
+        <w:t>the order's workflow with the per-step "Send PO" + the "Financials: Client / Vendor / Margin" bar — where a round's payable and receivable are set</w:t>
       </w:r>
       <w:r>
         <w:rPr>
           <w:i/>
+          <w:sz w:val="17"/>
         </w:rPr>
-        <w:t>separate PO</w:t>
+        <w:t xml:space="preserve">    capture: ss_49542a9ee — order workflow: per-step Send PO + the 'Financials: Client $137.50 / Vendor $20.00 / Margin' bar + issued invoice CSI-2026-001009</w:t>
       </w:r>
-      <w:r>
-        <w:t xml:space="preserve"> for a review round (e.g. </w:t>
-      </w:r>
+    </w:p>
+    <w:p>
+      <w:pPr>
+        <w:shd w:val="clear" w:fill="FFF2CC"/>
+      </w:pPr>
       <w:r>
         <w:rPr>
           <w:b/>
         </w:rPr>
-        <w:t>DEVRF</w:t>
+        <w:t xml:space="preserve">[ SCREENSHOT 11 ]  </w:t>
       </w:r>
       <w:r>
-        <w:t xml:space="preserve"> Developer Feedback Review, </w:t>
+        <w:t>an already-Paid order showing the "Part of PRJ-… · N prior tasks" chip — one project carrying multiple orders/rounds</w:t>
       </w:r>
       <w:r>
         <w:rPr>
-          <w:b/>
+          <w:i/>
+          <w:sz w:val="17"/>
         </w:rPr>
-        <w:t>CLNFBR</w:t>
-      </w:r>
-      <w:r>
-        <w:t xml:space="preserve"> Clinician Feedback Review), create a </w:t>
-      </w:r>
-      <w:r>
-        <w:rPr>
-          <w:b/>
-        </w:rPr>
-        <w:t>new order</w:t>
-      </w:r>
-      <w:r>
-        <w:t xml:space="preserve"> on the matching review template, following Section 6. Each billable round is its own order.</w:t>
+        <w:t xml:space="preserve">    capture: ss_2003co9xp — Paid order detail showing the 'Part of PRJ-2026-00031 · 2 prior tasks' chip</w:t>
       </w:r>
     </w:p>
     <w:p>
       <w:pPr>
-        <w:ind w:left="360"/>
-      </w:pPr>
-      <w:r>
-        <w:rPr>
-          <w:i/>
-          <w:color w:val="707070"/>
-        </w:rPr>
-        <w:t>[SCREENSHOT 9: the order's Client Communications tab — the append-only "Client communications" log with "Add client email," feeding AI-generated vendor instructions]</w:t>
-      </w:r>
-    </w:p>
-    <w:p>
-      <w:pPr>
-        <w:pStyle w:val="Heading2"/>
+        <w:pStyle w:val="Heading1"/>
       </w:pPr>
       <w:r>
         <w:t>12. Audit-critical DON'Ts</w:t>
@@ -2114,10 +2626,10 @@
     </w:p>
     <w:p>
       <w:pPr>
-        <w:pStyle w:val="Heading2"/>
+        <w:pStyle w:val="Heading1"/>
       </w:pPr>
       <w:r>
-        <w:t>12. Quick reference</w:t>
+        <w:t>13. Quick reference</w:t>
       </w:r>
     </w:p>
     <w:p>
@@ -2178,10 +2690,7 @@
     </w:p>
     <w:p>
       <w:r>
-        <w:rPr>
-          <w:i/>
-        </w:rPr>
-        <w:t>— End of TRN-RWS-001 v0.1. Controlled .docx with embedded screenshots is stored under Staff Training in the portal Documents library (audience: staff).</w:t>
+        <w:t>*— End of TRN-RWS-001 v0.1. Controlled .docx with embedded screenshots is stored under Staff Training in the portal Documents library (audience: staff).*</w:t>
       </w:r>
     </w:p>
     <w:sectPr>

--- a/docs/training/TRN-RWS-001-onboarding-rws-lv-orders.docx
+++ b/docs/training/TRN-RWS-001-onboarding-rws-lv-orders.docx
@@ -2037,7 +2037,7 @@
         <w:rPr>
           <w:b/>
         </w:rPr>
-        <w:t>SOP-026 — Post-Delivery Client Review &amp; Revision Rounds</w:t>
+        <w:t>SOP-028 — Post-Delivery Client Review &amp; Revision Rounds</w:t>
       </w:r>
       <w:r>
         <w:t>.)</w:t>
